--- a/vercel_frontend/reports/entrega_final_asesor_financiero_ia.docx
+++ b/vercel_frontend/reports/entrega_final_asesor_financiero_ia.docx
@@ -188,7 +188,7 @@
           </w:tcPr>
           <w:p>
             <w:r>
-              <w:t>`/health` responde `status: ok`; el repo ya incluye modelo entrenado para cargar `model_mode: trained` en el siguiente rebuild</w:t>
+              <w:t>`/health` responde `status: ok` y `model_mode: trained`</w:t>
             </w:r>
           </w:p>
         </w:tc>
